--- a/待确认问题清单.docx
+++ b/待确认问题清单.docx
@@ -331,14 +331,27 @@
           <w:p>
             <w:pPr>
               <w:rPr>
-                <w:rFonts w:ascii="Arial" w:hAnsi="Arial" w:eastAsia="微软雅黑"/>
+                <w:rFonts w:hint="default" w:ascii="Arial" w:hAnsi="Arial" w:eastAsia="微软雅黑"/>
                 <w:b/>
                 <w:bCs/>
                 <w:color w:val="6B7686"/>
                 <w:sz w:val="19"/>
                 <w:szCs w:val="19"/>
+                <w:lang w:val="en-US" w:eastAsia="zh-CN"/>
               </w:rPr>
             </w:pPr>
+            <w:r>
+              <w:rPr>
+                <w:rFonts w:hint="eastAsia"/>
+                <w:b/>
+                <w:bCs/>
+                <w:color w:val="6B7686"/>
+                <w:sz w:val="19"/>
+                <w:szCs w:val="19"/>
+                <w:lang w:val="en-US" w:eastAsia="zh-CN"/>
+              </w:rPr>
+              <w:t>备注</w:t>
+            </w:r>
           </w:p>
         </w:tc>
       </w:tr>
@@ -1919,6 +1932,18 @@
                 <w:szCs w:val="19"/>
               </w:rPr>
             </w:pPr>
+            <w:r>
+              <w:rPr>
+                <w:rFonts w:hint="eastAsia"/>
+                <w:b/>
+                <w:bCs/>
+                <w:color w:val="6B7686"/>
+                <w:sz w:val="19"/>
+                <w:szCs w:val="19"/>
+                <w:lang w:val="en-US" w:eastAsia="zh-CN"/>
+              </w:rPr>
+              <w:t>备注</w:t>
+            </w:r>
           </w:p>
         </w:tc>
       </w:tr>
@@ -3030,6 +3055,18 @@
                 <w:szCs w:val="19"/>
               </w:rPr>
             </w:pPr>
+            <w:r>
+              <w:rPr>
+                <w:rFonts w:hint="eastAsia"/>
+                <w:b/>
+                <w:bCs/>
+                <w:color w:val="6B7686"/>
+                <w:sz w:val="19"/>
+                <w:szCs w:val="19"/>
+                <w:lang w:val="en-US" w:eastAsia="zh-CN"/>
+              </w:rPr>
+              <w:t>备注</w:t>
+            </w:r>
           </w:p>
         </w:tc>
       </w:tr>
@@ -4424,6 +4461,18 @@
                 <w:szCs w:val="19"/>
               </w:rPr>
             </w:pPr>
+            <w:r>
+              <w:rPr>
+                <w:rFonts w:hint="eastAsia"/>
+                <w:b/>
+                <w:bCs/>
+                <w:color w:val="6B7686"/>
+                <w:sz w:val="19"/>
+                <w:szCs w:val="19"/>
+                <w:lang w:val="en-US" w:eastAsia="zh-CN"/>
+              </w:rPr>
+              <w:t>备注</w:t>
+            </w:r>
           </w:p>
         </w:tc>
       </w:tr>
@@ -5778,12 +5827,6 @@
             <w:insideH w:val="single" w:color="auto" w:sz="4" w:space="0"/>
             <w:insideV w:val="single" w:color="auto" w:sz="4" w:space="0"/>
           </w:tblBorders>
-          <w:tblCellMar>
-            <w:top w:w="0" w:type="dxa"/>
-            <w:left w:w="10" w:type="dxa"/>
-            <w:bottom w:w="0" w:type="dxa"/>
-            <w:right w:w="10" w:type="dxa"/>
-          </w:tblCellMar>
         </w:tblPrEx>
         <w:trPr>
           <w:cantSplit/>
@@ -5977,6 +6020,18 @@
                 <w:szCs w:val="19"/>
               </w:rPr>
             </w:pPr>
+            <w:r>
+              <w:rPr>
+                <w:rFonts w:hint="eastAsia"/>
+                <w:b/>
+                <w:bCs/>
+                <w:color w:val="6B7686"/>
+                <w:sz w:val="19"/>
+                <w:szCs w:val="19"/>
+                <w:lang w:val="en-US" w:eastAsia="zh-CN"/>
+              </w:rPr>
+              <w:t>备注</w:t>
+            </w:r>
           </w:p>
         </w:tc>
       </w:tr>
@@ -7753,6 +7808,18 @@
                 <w:szCs w:val="19"/>
               </w:rPr>
             </w:pPr>
+            <w:r>
+              <w:rPr>
+                <w:rFonts w:hint="eastAsia"/>
+                <w:b/>
+                <w:bCs/>
+                <w:color w:val="6B7686"/>
+                <w:sz w:val="19"/>
+                <w:szCs w:val="19"/>
+                <w:lang w:val="en-US" w:eastAsia="zh-CN"/>
+              </w:rPr>
+              <w:t>备注</w:t>
+            </w:r>
           </w:p>
         </w:tc>
       </w:tr>
@@ -9088,6 +9155,18 @@
                 <w:szCs w:val="19"/>
               </w:rPr>
             </w:pPr>
+            <w:r>
+              <w:rPr>
+                <w:rFonts w:hint="eastAsia"/>
+                <w:b/>
+                <w:bCs/>
+                <w:color w:val="6B7686"/>
+                <w:sz w:val="19"/>
+                <w:szCs w:val="19"/>
+                <w:lang w:val="en-US" w:eastAsia="zh-CN"/>
+              </w:rPr>
+              <w:t>备注</w:t>
+            </w:r>
           </w:p>
         </w:tc>
       </w:tr>
@@ -9979,6 +10058,18 @@
                 <w:szCs w:val="19"/>
               </w:rPr>
             </w:pPr>
+            <w:r>
+              <w:rPr>
+                <w:rFonts w:hint="eastAsia"/>
+                <w:b/>
+                <w:bCs/>
+                <w:color w:val="6B7686"/>
+                <w:sz w:val="19"/>
+                <w:szCs w:val="19"/>
+                <w:lang w:val="en-US" w:eastAsia="zh-CN"/>
+              </w:rPr>
+              <w:t>备注</w:t>
+            </w:r>
           </w:p>
         </w:tc>
       </w:tr>
@@ -11432,6 +11523,18 @@
                 <w:szCs w:val="19"/>
               </w:rPr>
             </w:pPr>
+            <w:r>
+              <w:rPr>
+                <w:rFonts w:hint="eastAsia"/>
+                <w:b/>
+                <w:bCs/>
+                <w:color w:val="6B7686"/>
+                <w:sz w:val="19"/>
+                <w:szCs w:val="19"/>
+                <w:lang w:val="en-US" w:eastAsia="zh-CN"/>
+              </w:rPr>
+              <w:t>备注</w:t>
+            </w:r>
           </w:p>
         </w:tc>
       </w:tr>
@@ -12767,6 +12870,20 @@
                 <w:szCs w:val="19"/>
               </w:rPr>
             </w:pPr>
+            <w:r>
+              <w:rPr>
+                <w:rFonts w:hint="eastAsia"/>
+                <w:b/>
+                <w:bCs/>
+                <w:color w:val="6B7686"/>
+                <w:sz w:val="19"/>
+                <w:szCs w:val="19"/>
+                <w:lang w:val="en-US" w:eastAsia="zh-CN"/>
+              </w:rPr>
+              <w:t>备注</w:t>
+            </w:r>
+            <w:bookmarkStart w:id="0" w:name="_GoBack"/>
+            <w:bookmarkEnd w:id="0"/>
           </w:p>
         </w:tc>
       </w:tr>
@@ -13625,6 +13742,1411 @@
         <w:spacing w:after="80"/>
       </w:pPr>
     </w:p>
+    <w:p>
+      <w:pPr/>
+      <w:r>
+        <w:rPr>
+          <w:sz w:val="24"/>
+        </w:rPr>
+        <w:t>十一 · 新增增强需求（v1.8·7 项）（🟡 中）</w:t>
+      </w:r>
+    </w:p>
+    <w:tbl>
+      <w:tblPr>
+        <w:tblW w:type="auto" w:w="0"/>
+        <w:tblLook w:firstColumn="1" w:firstRow="1" w:lastColumn="0" w:lastRow="0" w:noHBand="0" w:noVBand="1" w:val="04A0"/>
+      </w:tblPr>
+      <w:tblGrid>
+        <w:gridCol w:w="1624"/>
+        <w:gridCol w:w="1624"/>
+        <w:gridCol w:w="1624"/>
+        <w:gridCol w:w="1624"/>
+        <w:gridCol w:w="1624"/>
+        <w:gridCol w:w="1624"/>
+      </w:tblGrid>
+      <w:tr>
+        <w:tc>
+          <w:tcPr>
+            <w:tcW w:type="dxa" w:w="1624"/>
+          </w:tcPr>
+          <w:p>
+            <w:r>
+              <w:rPr>
+                <w:rFonts w:ascii="Arial" w:hAnsi="Arial"/>
+                <w:b/>
+                <w:sz w:val="19"/>
+              </w:rPr>
+              <w:t>#</w:t>
+            </w:r>
+          </w:p>
+        </w:tc>
+        <w:tc>
+          <w:tcPr>
+            <w:tcW w:type="dxa" w:w="1624"/>
+          </w:tcPr>
+          <w:p>
+            <w:r>
+              <w:rPr>
+                <w:rFonts w:ascii="Arial" w:hAnsi="Arial"/>
+                <w:b/>
+                <w:sz w:val="19"/>
+              </w:rPr>
+              <w:t>需确认的问题</w:t>
+            </w:r>
+          </w:p>
+        </w:tc>
+        <w:tc>
+          <w:tcPr>
+            <w:tcW w:type="dxa" w:w="1624"/>
+          </w:tcPr>
+          <w:p>
+            <w:r>
+              <w:rPr>
+                <w:rFonts w:ascii="Arial" w:hAnsi="Arial"/>
+                <w:b/>
+                <w:sz w:val="19"/>
+              </w:rPr>
+              <w:t>当前现状 / 假设</w:t>
+            </w:r>
+          </w:p>
+        </w:tc>
+        <w:tc>
+          <w:tcPr>
+            <w:tcW w:type="dxa" w:w="1624"/>
+          </w:tcPr>
+          <w:p>
+            <w:r>
+              <w:rPr>
+                <w:rFonts w:ascii="Arial" w:hAnsi="Arial"/>
+                <w:b/>
+                <w:sz w:val="19"/>
+              </w:rPr>
+              <w:t>优先级</w:t>
+            </w:r>
+          </w:p>
+        </w:tc>
+        <w:tc>
+          <w:tcPr>
+            <w:tcW w:type="dxa" w:w="1624"/>
+          </w:tcPr>
+          <w:p>
+            <w:r>
+              <w:rPr>
+                <w:rFonts w:ascii="Arial" w:hAnsi="Arial"/>
+                <w:b/>
+                <w:sz w:val="19"/>
+              </w:rPr>
+              <w:t>影响章节</w:t>
+            </w:r>
+          </w:p>
+        </w:tc>
+        <w:tc>
+          <w:tcPr>
+            <w:tcW w:type="dxa" w:w="1624"/>
+          </w:tcPr>
+          <w:p>
+            <w:r>
+              <w:rPr>
+                <w:rFonts w:ascii="Arial" w:hAnsi="Arial"/>
+                <w:b/>
+                <w:sz w:val="19"/>
+              </w:rPr>
+              <w:t>备注</w:t>
+            </w:r>
+          </w:p>
+        </w:tc>
+      </w:tr>
+      <w:tr>
+        <w:tc>
+          <w:tcPr>
+            <w:tcW w:type="dxa" w:w="1624"/>
+          </w:tcPr>
+          <w:p>
+            <w:r>
+              <w:rPr>
+                <w:rFonts w:ascii="Arial" w:hAnsi="Arial"/>
+                <w:sz w:val="19"/>
+              </w:rPr>
+              <w:t>L1</w:t>
+            </w:r>
+          </w:p>
+        </w:tc>
+        <w:tc>
+          <w:tcPr>
+            <w:tcW w:type="dxa" w:w="1624"/>
+          </w:tcPr>
+          <w:p>
+            <w:r>
+              <w:rPr>
+                <w:rFonts w:ascii="Arial" w:hAnsi="Arial"/>
+                <w:sz w:val="19"/>
+              </w:rPr>
+              <w:t>即时聊天入口放在哪些页面？是否需要客服工作台？</w:t>
+            </w:r>
+          </w:p>
+        </w:tc>
+        <w:tc>
+          <w:tcPr>
+            <w:tcW w:type="dxa" w:w="1624"/>
+          </w:tcPr>
+          <w:p>
+            <w:r>
+              <w:rPr>
+                <w:rFonts w:ascii="Arial" w:hAnsi="Arial"/>
+                <w:sz w:val="19"/>
+              </w:rPr>
+              <w:t>会话可挂房源/租约/订单 + 自由会话</w:t>
+            </w:r>
+          </w:p>
+        </w:tc>
+        <w:tc>
+          <w:tcPr>
+            <w:tcW w:type="dxa" w:w="1624"/>
+          </w:tcPr>
+          <w:p>
+            <w:r>
+              <w:rPr>
+                <w:rFonts w:ascii="Arial" w:hAnsi="Arial"/>
+                <w:sz w:val="19"/>
+              </w:rPr>
+              <w:t>🟡 中</w:t>
+            </w:r>
+          </w:p>
+        </w:tc>
+        <w:tc>
+          <w:tcPr>
+            <w:tcW w:type="dxa" w:w="1624"/>
+          </w:tcPr>
+          <w:p>
+            <w:r>
+              <w:rPr>
+                <w:rFonts w:ascii="Arial" w:hAnsi="Arial"/>
+                <w:sz w:val="19"/>
+              </w:rPr>
+              <w:t>§22.1</w:t>
+            </w:r>
+          </w:p>
+        </w:tc>
+        <w:tc>
+          <w:tcPr>
+            <w:tcW w:type="dxa" w:w="1624"/>
+          </w:tcPr>
+          <w:p>
+            <w:r>
+              <w:rPr>
+                <w:rFonts w:ascii="Arial" w:hAnsi="Arial"/>
+                <w:sz w:val="19"/>
+              </w:rPr>
+              <w:t>Web/App/小程序全端</w:t>
+            </w:r>
+          </w:p>
+        </w:tc>
+      </w:tr>
+      <w:tr>
+        <w:tc>
+          <w:tcPr>
+            <w:tcW w:type="dxa" w:w="1624"/>
+          </w:tcPr>
+          <w:p>
+            <w:r>
+              <w:rPr>
+                <w:rFonts w:ascii="Arial" w:hAnsi="Arial"/>
+                <w:sz w:val="19"/>
+              </w:rPr>
+              <w:t>L2</w:t>
+            </w:r>
+          </w:p>
+        </w:tc>
+        <w:tc>
+          <w:tcPr>
+            <w:tcW w:type="dxa" w:w="1624"/>
+          </w:tcPr>
+          <w:p>
+            <w:r>
+              <w:rPr>
+                <w:rFonts w:ascii="Arial" w:hAnsi="Arial"/>
+                <w:sz w:val="19"/>
+              </w:rPr>
+              <w:t>消息附件大小上限？离线留言与推送渠道？存档时长？</w:t>
+            </w:r>
+          </w:p>
+        </w:tc>
+        <w:tc>
+          <w:tcPr>
+            <w:tcW w:type="dxa" w:w="1624"/>
+          </w:tcPr>
+          <w:p>
+            <w:r>
+              <w:rPr>
+                <w:rFonts w:ascii="Arial" w:hAnsi="Arial"/>
+                <w:sz w:val="19"/>
+              </w:rPr>
+              <w:t>文字+图片+文件，WebSocket 在线推送</w:t>
+            </w:r>
+          </w:p>
+        </w:tc>
+        <w:tc>
+          <w:tcPr>
+            <w:tcW w:type="dxa" w:w="1624"/>
+          </w:tcPr>
+          <w:p>
+            <w:r>
+              <w:rPr>
+                <w:rFonts w:ascii="Arial" w:hAnsi="Arial"/>
+                <w:sz w:val="19"/>
+              </w:rPr>
+              <w:t>🟡 中</w:t>
+            </w:r>
+          </w:p>
+        </w:tc>
+        <w:tc>
+          <w:tcPr>
+            <w:tcW w:type="dxa" w:w="1624"/>
+          </w:tcPr>
+          <w:p>
+            <w:r>
+              <w:rPr>
+                <w:rFonts w:ascii="Arial" w:hAnsi="Arial"/>
+                <w:sz w:val="19"/>
+              </w:rPr>
+              <w:t>§22.1</w:t>
+            </w:r>
+          </w:p>
+        </w:tc>
+        <w:tc>
+          <w:tcPr>
+            <w:tcW w:type="dxa" w:w="1624"/>
+          </w:tcPr>
+          <w:p>
+            <w:r>
+              <w:rPr>
+                <w:rFonts w:ascii="Arial" w:hAnsi="Arial"/>
+                <w:sz w:val="19"/>
+              </w:rPr>
+              <w:t>消息留痕</w:t>
+            </w:r>
+          </w:p>
+        </w:tc>
+      </w:tr>
+      <w:tr>
+        <w:tc>
+          <w:tcPr>
+            <w:tcW w:type="dxa" w:w="1624"/>
+          </w:tcPr>
+          <w:p>
+            <w:r>
+              <w:rPr>
+                <w:rFonts w:ascii="Arial" w:hAnsi="Arial"/>
+                <w:sz w:val="19"/>
+              </w:rPr>
+              <w:t>L3</w:t>
+            </w:r>
+          </w:p>
+        </w:tc>
+        <w:tc>
+          <w:tcPr>
+            <w:tcW w:type="dxa" w:w="1624"/>
+          </w:tcPr>
+          <w:p>
+            <w:r>
+              <w:rPr>
+                <w:rFonts w:ascii="Arial" w:hAnsi="Arial"/>
+                <w:sz w:val="19"/>
+              </w:rPr>
+              <w:t>电子签是否对接第三方（DocuSign 等）以保证司法认可？</w:t>
+            </w:r>
+          </w:p>
+        </w:tc>
+        <w:tc>
+          <w:tcPr>
+            <w:tcW w:type="dxa" w:w="1624"/>
+          </w:tcPr>
+          <w:p>
+            <w:r>
+              <w:rPr>
+                <w:rFonts w:ascii="Arial" w:hAnsi="Arial"/>
+                <w:sz w:val="19"/>
+              </w:rPr>
+              <w:t>站内数字签名（RSA/HMAC）+ SVG</w:t>
+            </w:r>
+          </w:p>
+        </w:tc>
+        <w:tc>
+          <w:tcPr>
+            <w:tcW w:type="dxa" w:w="1624"/>
+          </w:tcPr>
+          <w:p>
+            <w:r>
+              <w:rPr>
+                <w:rFonts w:ascii="Arial" w:hAnsi="Arial"/>
+                <w:sz w:val="19"/>
+              </w:rPr>
+              <w:t>🔴 高</w:t>
+            </w:r>
+          </w:p>
+        </w:tc>
+        <w:tc>
+          <w:tcPr>
+            <w:tcW w:type="dxa" w:w="1624"/>
+          </w:tcPr>
+          <w:p>
+            <w:r>
+              <w:rPr>
+                <w:rFonts w:ascii="Arial" w:hAnsi="Arial"/>
+                <w:sz w:val="19"/>
+              </w:rPr>
+              <w:t>§22.2</w:t>
+            </w:r>
+          </w:p>
+        </w:tc>
+        <w:tc>
+          <w:tcPr>
+            <w:tcW w:type="dxa" w:w="1624"/>
+          </w:tcPr>
+          <w:p>
+            <w:r>
+              <w:rPr>
+                <w:rFonts w:ascii="Arial" w:hAnsi="Arial"/>
+                <w:sz w:val="19"/>
+              </w:rPr>
+              <w:t>泰国 ECT Act 效力</w:t>
+            </w:r>
+          </w:p>
+        </w:tc>
+      </w:tr>
+      <w:tr>
+        <w:tc>
+          <w:tcPr>
+            <w:tcW w:type="dxa" w:w="1624"/>
+          </w:tcPr>
+          <w:p>
+            <w:r>
+              <w:rPr>
+                <w:rFonts w:ascii="Arial" w:hAnsi="Arial"/>
+                <w:sz w:val="19"/>
+              </w:rPr>
+              <w:t>L4</w:t>
+            </w:r>
+          </w:p>
+        </w:tc>
+        <w:tc>
+          <w:tcPr>
+            <w:tcW w:type="dxa" w:w="1624"/>
+          </w:tcPr>
+          <w:p>
+            <w:r>
+              <w:rPr>
+                <w:rFonts w:ascii="Arial" w:hAnsi="Arial"/>
+                <w:sz w:val="19"/>
+              </w:rPr>
+              <w:t>合同模板/条款由谁提供？中/英/泰哪几版？</w:t>
+            </w:r>
+          </w:p>
+        </w:tc>
+        <w:tc>
+          <w:tcPr>
+            <w:tcW w:type="dxa" w:w="1624"/>
+          </w:tcPr>
+          <w:p>
+            <w:r>
+              <w:rPr>
+                <w:rFonts w:ascii="Arial" w:hAnsi="Arial"/>
+                <w:sz w:val="19"/>
+              </w:rPr>
+              <w:t>counters 渲染 HTML 合同</w:t>
+            </w:r>
+          </w:p>
+        </w:tc>
+        <w:tc>
+          <w:tcPr>
+            <w:tcW w:type="dxa" w:w="1624"/>
+          </w:tcPr>
+          <w:p>
+            <w:r>
+              <w:rPr>
+                <w:rFonts w:ascii="Arial" w:hAnsi="Arial"/>
+                <w:sz w:val="19"/>
+              </w:rPr>
+              <w:t>🔴 高</w:t>
+            </w:r>
+          </w:p>
+        </w:tc>
+        <w:tc>
+          <w:tcPr>
+            <w:tcW w:type="dxa" w:w="1624"/>
+          </w:tcPr>
+          <w:p>
+            <w:r>
+              <w:rPr>
+                <w:rFonts w:ascii="Arial" w:hAnsi="Arial"/>
+                <w:sz w:val="19"/>
+              </w:rPr>
+              <w:t>§22.2</w:t>
+            </w:r>
+          </w:p>
+        </w:tc>
+        <w:tc>
+          <w:tcPr>
+            <w:tcW w:type="dxa" w:w="1624"/>
+          </w:tcPr>
+          <w:p>
+            <w:r>
+              <w:rPr>
+                <w:rFonts w:ascii="Arial" w:hAnsi="Arial"/>
+                <w:sz w:val="19"/>
+              </w:rPr>
+              <w:t>需甲方给模板</w:t>
+            </w:r>
+          </w:p>
+        </w:tc>
+      </w:tr>
+      <w:tr>
+        <w:tc>
+          <w:tcPr>
+            <w:tcW w:type="dxa" w:w="1624"/>
+          </w:tcPr>
+          <w:p>
+            <w:r>
+              <w:rPr>
+                <w:rFonts w:ascii="Arial" w:hAnsi="Arial"/>
+                <w:sz w:val="19"/>
+              </w:rPr>
+              <w:t>L5</w:t>
+            </w:r>
+          </w:p>
+        </w:tc>
+        <w:tc>
+          <w:tcPr>
+            <w:tcW w:type="dxa" w:w="1624"/>
+          </w:tcPr>
+          <w:p>
+            <w:r>
+              <w:rPr>
+                <w:rFonts w:ascii="Arial" w:hAnsi="Arial"/>
+                <w:sz w:val="19"/>
+              </w:rPr>
+              <w:t>是否需本地律所出具电子签效力意见？</w:t>
+            </w:r>
+          </w:p>
+        </w:tc>
+        <w:tc>
+          <w:tcPr>
+            <w:tcW w:type="dxa" w:w="1624"/>
+          </w:tcPr>
+          <w:p>
+            <w:r>
+              <w:rPr>
+                <w:rFonts w:ascii="Arial" w:hAnsi="Arial"/>
+                <w:sz w:val="19"/>
+              </w:rPr>
+              <w:t>按泰国电子交易法逻辑实现</w:t>
+            </w:r>
+          </w:p>
+        </w:tc>
+        <w:tc>
+          <w:tcPr>
+            <w:tcW w:type="dxa" w:w="1624"/>
+          </w:tcPr>
+          <w:p>
+            <w:r>
+              <w:rPr>
+                <w:rFonts w:ascii="Arial" w:hAnsi="Arial"/>
+                <w:sz w:val="19"/>
+              </w:rPr>
+              <w:t>🟡 中</w:t>
+            </w:r>
+          </w:p>
+        </w:tc>
+        <w:tc>
+          <w:tcPr>
+            <w:tcW w:type="dxa" w:w="1624"/>
+          </w:tcPr>
+          <w:p>
+            <w:r>
+              <w:rPr>
+                <w:rFonts w:ascii="Arial" w:hAnsi="Arial"/>
+                <w:sz w:val="19"/>
+              </w:rPr>
+              <w:t>§22.2</w:t>
+            </w:r>
+          </w:p>
+        </w:tc>
+        <w:tc>
+          <w:tcPr>
+            <w:tcW w:type="dxa" w:w="1624"/>
+          </w:tcPr>
+          <w:p>
+            <w:r>
+              <w:rPr>
+                <w:rFonts w:ascii="Arial" w:hAnsi="Arial"/>
+                <w:sz w:val="19"/>
+              </w:rPr>
+              <w:t>影响签字页合规</w:t>
+            </w:r>
+          </w:p>
+        </w:tc>
+      </w:tr>
+      <w:tr>
+        <w:tc>
+          <w:tcPr>
+            <w:tcW w:type="dxa" w:w="1624"/>
+          </w:tcPr>
+          <w:p>
+            <w:r>
+              <w:rPr>
+                <w:rFonts w:ascii="Arial" w:hAnsi="Arial"/>
+                <w:sz w:val="19"/>
+              </w:rPr>
+              <w:t>L6</w:t>
+            </w:r>
+          </w:p>
+        </w:tc>
+        <w:tc>
+          <w:tcPr>
+            <w:tcW w:type="dxa" w:w="1624"/>
+          </w:tcPr>
+          <w:p>
+            <w:r>
+              <w:rPr>
+                <w:rFonts w:ascii="Arial" w:hAnsi="Arial"/>
+                <w:sz w:val="19"/>
+              </w:rPr>
+              <w:t>是否提供 OpenAI API Key 及额度预算？</w:t>
+            </w:r>
+          </w:p>
+        </w:tc>
+        <w:tc>
+          <w:tcPr>
+            <w:tcW w:type="dxa" w:w="1624"/>
+          </w:tcPr>
+          <w:p>
+            <w:r>
+              <w:rPr>
+                <w:rFonts w:ascii="Arial" w:hAnsi="Arial"/>
+                <w:sz w:val="19"/>
+              </w:rPr>
+              <w:t>OPENAI_API_KEY，未配置返回保留提示</w:t>
+            </w:r>
+          </w:p>
+        </w:tc>
+        <w:tc>
+          <w:tcPr>
+            <w:tcW w:type="dxa" w:w="1624"/>
+          </w:tcPr>
+          <w:p>
+            <w:r>
+              <w:rPr>
+                <w:rFonts w:ascii="Arial" w:hAnsi="Arial"/>
+                <w:sz w:val="19"/>
+              </w:rPr>
+              <w:t>🟡 中</w:t>
+            </w:r>
+          </w:p>
+        </w:tc>
+        <w:tc>
+          <w:tcPr>
+            <w:tcW w:type="dxa" w:w="1624"/>
+          </w:tcPr>
+          <w:p>
+            <w:r>
+              <w:rPr>
+                <w:rFonts w:ascii="Arial" w:hAnsi="Arial"/>
+                <w:sz w:val="19"/>
+              </w:rPr>
+              <w:t>§22.3</w:t>
+            </w:r>
+          </w:p>
+        </w:tc>
+        <w:tc>
+          <w:tcPr>
+            <w:tcW w:type="dxa" w:w="1624"/>
+          </w:tcPr>
+          <w:p>
+            <w:r>
+              <w:rPr>
+                <w:rFonts w:ascii="Arial" w:hAnsi="Arial"/>
+                <w:sz w:val="19"/>
+              </w:rPr>
+              <w:t>AI 接口预留</w:t>
+            </w:r>
+          </w:p>
+        </w:tc>
+      </w:tr>
+      <w:tr>
+        <w:tc>
+          <w:tcPr>
+            <w:tcW w:type="dxa" w:w="1624"/>
+          </w:tcPr>
+          <w:p>
+            <w:r>
+              <w:rPr>
+                <w:rFonts w:ascii="Arial" w:hAnsi="Arial"/>
+                <w:sz w:val="19"/>
+              </w:rPr>
+              <w:t>L7</w:t>
+            </w:r>
+          </w:p>
+        </w:tc>
+        <w:tc>
+          <w:tcPr>
+            <w:tcW w:type="dxa" w:w="1624"/>
+          </w:tcPr>
+          <w:p>
+            <w:r>
+              <w:rPr>
+                <w:rFonts w:ascii="Arial" w:hAnsi="Arial"/>
+                <w:sz w:val="19"/>
+              </w:rPr>
+              <w:t>AI 首期上线哪几个场景？PDPA 数据合规如何约束？</w:t>
+            </w:r>
+          </w:p>
+        </w:tc>
+        <w:tc>
+          <w:tcPr>
+            <w:tcW w:type="dxa" w:w="1624"/>
+          </w:tcPr>
+          <w:p>
+            <w:r>
+              <w:rPr>
+                <w:rFonts w:ascii="Arial" w:hAnsi="Arial"/>
+                <w:sz w:val="19"/>
+              </w:rPr>
+              <w:t>智能客服/合同生成/找房问答/自动回复/翻译</w:t>
+            </w:r>
+          </w:p>
+        </w:tc>
+        <w:tc>
+          <w:tcPr>
+            <w:tcW w:type="dxa" w:w="1624"/>
+          </w:tcPr>
+          <w:p>
+            <w:r>
+              <w:rPr>
+                <w:rFonts w:ascii="Arial" w:hAnsi="Arial"/>
+                <w:sz w:val="19"/>
+              </w:rPr>
+              <w:t>🟡 中</w:t>
+            </w:r>
+          </w:p>
+        </w:tc>
+        <w:tc>
+          <w:tcPr>
+            <w:tcW w:type="dxa" w:w="1624"/>
+          </w:tcPr>
+          <w:p>
+            <w:r>
+              <w:rPr>
+                <w:rFonts w:ascii="Arial" w:hAnsi="Arial"/>
+                <w:sz w:val="19"/>
+              </w:rPr>
+              <w:t>§22.3</w:t>
+            </w:r>
+          </w:p>
+        </w:tc>
+        <w:tc>
+          <w:tcPr>
+            <w:tcW w:type="dxa" w:w="1624"/>
+          </w:tcPr>
+          <w:p>
+            <w:r>
+              <w:rPr>
+                <w:rFonts w:ascii="Arial" w:hAnsi="Arial"/>
+                <w:sz w:val="19"/>
+              </w:rPr>
+              <w:t>需确认范围</w:t>
+            </w:r>
+          </w:p>
+        </w:tc>
+      </w:tr>
+      <w:tr>
+        <w:tc>
+          <w:tcPr>
+            <w:tcW w:type="dxa" w:w="1624"/>
+          </w:tcPr>
+          <w:p>
+            <w:r>
+              <w:rPr>
+                <w:rFonts w:ascii="Arial" w:hAnsi="Arial"/>
+                <w:sz w:val="19"/>
+              </w:rPr>
+              <w:t>L8</w:t>
+            </w:r>
+          </w:p>
+        </w:tc>
+        <w:tc>
+          <w:tcPr>
+            <w:tcW w:type="dxa" w:w="1624"/>
+          </w:tcPr>
+          <w:p>
+            <w:r>
+              <w:rPr>
+                <w:rFonts w:ascii="Arial" w:hAnsi="Arial"/>
+                <w:sz w:val="19"/>
+              </w:rPr>
+              <w:t>备份保留期/异地灾备目标（MinIO/S3）？是否多级备份？</w:t>
+            </w:r>
+          </w:p>
+        </w:tc>
+        <w:tc>
+          <w:tcPr>
+            <w:tcW w:type="dxa" w:w="1624"/>
+          </w:tcPr>
+          <w:p>
+            <w:r>
+              <w:rPr>
+                <w:rFonts w:ascii="Arial" w:hAnsi="Arial"/>
+                <w:sz w:val="19"/>
+              </w:rPr>
+              <w:t>每日 02:00 Celery 全库 .gz 备份</w:t>
+            </w:r>
+          </w:p>
+        </w:tc>
+        <w:tc>
+          <w:tcPr>
+            <w:tcW w:type="dxa" w:w="1624"/>
+          </w:tcPr>
+          <w:p>
+            <w:r>
+              <w:rPr>
+                <w:rFonts w:ascii="Arial" w:hAnsi="Arial"/>
+                <w:sz w:val="19"/>
+              </w:rPr>
+              <w:t>🟡 中</w:t>
+            </w:r>
+          </w:p>
+        </w:tc>
+        <w:tc>
+          <w:tcPr>
+            <w:tcW w:type="dxa" w:w="1624"/>
+          </w:tcPr>
+          <w:p>
+            <w:r>
+              <w:rPr>
+                <w:rFonts w:ascii="Arial" w:hAnsi="Arial"/>
+                <w:sz w:val="19"/>
+              </w:rPr>
+              <w:t>§22.4</w:t>
+            </w:r>
+          </w:p>
+        </w:tc>
+        <w:tc>
+          <w:tcPr>
+            <w:tcW w:type="dxa" w:w="1624"/>
+          </w:tcPr>
+          <w:p>
+            <w:r>
+              <w:rPr>
+                <w:rFonts w:ascii="Arial" w:hAnsi="Arial"/>
+                <w:sz w:val="19"/>
+              </w:rPr>
+              <w:t>可与 §15A.9 I5 合并</w:t>
+            </w:r>
+          </w:p>
+        </w:tc>
+      </w:tr>
+      <w:tr>
+        <w:tc>
+          <w:tcPr>
+            <w:tcW w:type="dxa" w:w="1624"/>
+          </w:tcPr>
+          <w:p>
+            <w:r>
+              <w:rPr>
+                <w:rFonts w:ascii="Arial" w:hAnsi="Arial"/>
+                <w:sz w:val="19"/>
+              </w:rPr>
+              <w:t>L9</w:t>
+            </w:r>
+          </w:p>
+        </w:tc>
+        <w:tc>
+          <w:tcPr>
+            <w:tcW w:type="dxa" w:w="1624"/>
+          </w:tcPr>
+          <w:p>
+            <w:r>
+              <w:rPr>
+                <w:rFonts w:ascii="Arial" w:hAnsi="Arial"/>
+                <w:sz w:val="19"/>
+              </w:rPr>
+              <w:t>是否提供 Google Maps API Key 及计费账本？</w:t>
+            </w:r>
+          </w:p>
+        </w:tc>
+        <w:tc>
+          <w:tcPr>
+            <w:tcW w:type="dxa" w:w="1624"/>
+          </w:tcPr>
+          <w:p>
+            <w:r>
+              <w:rPr>
+                <w:rFonts w:ascii="Arial" w:hAnsi="Arial"/>
+                <w:sz w:val="19"/>
+              </w:rPr>
+              <w:t>Google Maps Geocoding + 站内 mock</w:t>
+            </w:r>
+          </w:p>
+        </w:tc>
+        <w:tc>
+          <w:tcPr>
+            <w:tcW w:type="dxa" w:w="1624"/>
+          </w:tcPr>
+          <w:p>
+            <w:r>
+              <w:rPr>
+                <w:rFonts w:ascii="Arial" w:hAnsi="Arial"/>
+                <w:sz w:val="19"/>
+              </w:rPr>
+              <w:t>🟡 中</w:t>
+            </w:r>
+          </w:p>
+        </w:tc>
+        <w:tc>
+          <w:tcPr>
+            <w:tcW w:type="dxa" w:w="1624"/>
+          </w:tcPr>
+          <w:p>
+            <w:r>
+              <w:rPr>
+                <w:rFonts w:ascii="Arial" w:hAnsi="Arial"/>
+                <w:sz w:val="19"/>
+              </w:rPr>
+              <w:t>§22.5</w:t>
+            </w:r>
+          </w:p>
+        </w:tc>
+        <w:tc>
+          <w:tcPr>
+            <w:tcW w:type="dxa" w:w="1624"/>
+          </w:tcPr>
+          <w:p>
+            <w:r>
+              <w:rPr>
+                <w:rFonts w:ascii="Arial" w:hAnsi="Arial"/>
+                <w:sz w:val="19"/>
+              </w:rPr>
+              <w:t>合并 §15A.8 地图凭证</w:t>
+            </w:r>
+          </w:p>
+        </w:tc>
+      </w:tr>
+      <w:tr>
+        <w:tc>
+          <w:tcPr>
+            <w:tcW w:type="dxa" w:w="1624"/>
+          </w:tcPr>
+          <w:p>
+            <w:r>
+              <w:rPr>
+                <w:rFonts w:ascii="Arial" w:hAnsi="Arial"/>
+                <w:sz w:val="19"/>
+              </w:rPr>
+              <w:t>L10</w:t>
+            </w:r>
+          </w:p>
+        </w:tc>
+        <w:tc>
+          <w:tcPr>
+            <w:tcW w:type="dxa" w:w="1624"/>
+          </w:tcPr>
+          <w:p>
+            <w:r>
+              <w:rPr>
+                <w:rFonts w:ascii="Arial" w:hAnsi="Arial"/>
+                <w:sz w:val="19"/>
+              </w:rPr>
+              <w:t>房源如何批量打点？是否需要地图聚类/国际化标签？</w:t>
+            </w:r>
+          </w:p>
+        </w:tc>
+        <w:tc>
+          <w:tcPr>
+            <w:tcW w:type="dxa" w:w="1624"/>
+          </w:tcPr>
+          <w:p>
+            <w:r>
+              <w:rPr>
+                <w:rFonts w:ascii="Arial" w:hAnsi="Arial"/>
+                <w:sz w:val="19"/>
+              </w:rPr>
+              <w:t>properties 存 lat/lng</w:t>
+            </w:r>
+          </w:p>
+        </w:tc>
+        <w:tc>
+          <w:tcPr>
+            <w:tcW w:type="dxa" w:w="1624"/>
+          </w:tcPr>
+          <w:p>
+            <w:r>
+              <w:rPr>
+                <w:rFonts w:ascii="Arial" w:hAnsi="Arial"/>
+                <w:sz w:val="19"/>
+              </w:rPr>
+              <w:t>🟡 中</w:t>
+            </w:r>
+          </w:p>
+        </w:tc>
+        <w:tc>
+          <w:tcPr>
+            <w:tcW w:type="dxa" w:w="1624"/>
+          </w:tcPr>
+          <w:p>
+            <w:r>
+              <w:rPr>
+                <w:rFonts w:ascii="Arial" w:hAnsi="Arial"/>
+                <w:sz w:val="19"/>
+              </w:rPr>
+              <w:t>§22.5</w:t>
+            </w:r>
+          </w:p>
+        </w:tc>
+        <w:tc>
+          <w:tcPr>
+            <w:tcW w:type="dxa" w:w="1624"/>
+          </w:tcPr>
+          <w:p>
+            <w:r>
+              <w:rPr>
+                <w:rFonts w:ascii="Arial" w:hAnsi="Arial"/>
+                <w:sz w:val="19"/>
+              </w:rPr>
+              <w:t>地图找房</w:t>
+            </w:r>
+          </w:p>
+        </w:tc>
+      </w:tr>
+      <w:tr>
+        <w:tc>
+          <w:tcPr>
+            <w:tcW w:type="dxa" w:w="1624"/>
+          </w:tcPr>
+          <w:p>
+            <w:r>
+              <w:rPr>
+                <w:rFonts w:ascii="Arial" w:hAnsi="Arial"/>
+                <w:sz w:val="19"/>
+              </w:rPr>
+              <w:t>L11</w:t>
+            </w:r>
+          </w:p>
+        </w:tc>
+        <w:tc>
+          <w:tcPr>
+            <w:tcW w:type="dxa" w:w="1624"/>
+          </w:tcPr>
+          <w:p>
+            <w:r>
+              <w:rPr>
+                <w:rFonts w:ascii="Arial" w:hAnsi="Arial"/>
+                <w:sz w:val="19"/>
+              </w:rPr>
+              <w:t>是否提供 Google Translation API Key？目标语言范围？</w:t>
+            </w:r>
+          </w:p>
+        </w:tc>
+        <w:tc>
+          <w:tcPr>
+            <w:tcW w:type="dxa" w:w="1624"/>
+          </w:tcPr>
+          <w:p>
+            <w:r>
+              <w:rPr>
+                <w:rFonts w:ascii="Arial" w:hAnsi="Arial"/>
+                <w:sz w:val="19"/>
+              </w:rPr>
+              <w:t>Google Cloud Translation v2 + mock</w:t>
+            </w:r>
+          </w:p>
+        </w:tc>
+        <w:tc>
+          <w:tcPr>
+            <w:tcW w:type="dxa" w:w="1624"/>
+          </w:tcPr>
+          <w:p>
+            <w:r>
+              <w:rPr>
+                <w:rFonts w:ascii="Arial" w:hAnsi="Arial"/>
+                <w:sz w:val="19"/>
+              </w:rPr>
+              <w:t>🟡 中</w:t>
+            </w:r>
+          </w:p>
+        </w:tc>
+        <w:tc>
+          <w:tcPr>
+            <w:tcW w:type="dxa" w:w="1624"/>
+          </w:tcPr>
+          <w:p>
+            <w:r>
+              <w:rPr>
+                <w:rFonts w:ascii="Arial" w:hAnsi="Arial"/>
+                <w:sz w:val="19"/>
+              </w:rPr>
+              <w:t>§22.6</w:t>
+            </w:r>
+          </w:p>
+        </w:tc>
+        <w:tc>
+          <w:tcPr>
+            <w:tcW w:type="dxa" w:w="1624"/>
+          </w:tcPr>
+          <w:p>
+            <w:r>
+              <w:rPr>
+                <w:rFonts w:ascii="Arial" w:hAnsi="Arial"/>
+                <w:sz w:val="19"/>
+              </w:rPr>
+              <w:t>zh/en/th/…</w:t>
+            </w:r>
+          </w:p>
+        </w:tc>
+      </w:tr>
+      <w:tr>
+        <w:tc>
+          <w:tcPr>
+            <w:tcW w:type="dxa" w:w="1624"/>
+          </w:tcPr>
+          <w:p>
+            <w:r>
+              <w:rPr>
+                <w:rFonts w:ascii="Arial" w:hAnsi="Arial"/>
+                <w:sz w:val="19"/>
+              </w:rPr>
+              <w:t>L12</w:t>
+            </w:r>
+          </w:p>
+        </w:tc>
+        <w:tc>
+          <w:tcPr>
+            <w:tcW w:type="dxa" w:w="1624"/>
+          </w:tcPr>
+          <w:p>
+            <w:r>
+              <w:rPr>
+                <w:rFonts w:ascii="Arial" w:hAnsi="Arial"/>
+                <w:sz w:val="19"/>
+              </w:rPr>
+              <w:t>是否缓存翻译结果以降低 API 费用？</w:t>
+            </w:r>
+          </w:p>
+        </w:tc>
+        <w:tc>
+          <w:tcPr>
+            <w:tcW w:type="dxa" w:w="1624"/>
+          </w:tcPr>
+          <w:p>
+            <w:r>
+              <w:rPr>
+                <w:rFonts w:ascii="Arial" w:hAnsi="Arial"/>
+                <w:sz w:val="19"/>
+              </w:rPr>
+              <w:t>未缓存</w:t>
+            </w:r>
+          </w:p>
+        </w:tc>
+        <w:tc>
+          <w:tcPr>
+            <w:tcW w:type="dxa" w:w="1624"/>
+          </w:tcPr>
+          <w:p>
+            <w:r>
+              <w:rPr>
+                <w:rFonts w:ascii="Arial" w:hAnsi="Arial"/>
+                <w:sz w:val="19"/>
+              </w:rPr>
+              <w:t>🟢 低</w:t>
+            </w:r>
+          </w:p>
+        </w:tc>
+        <w:tc>
+          <w:tcPr>
+            <w:tcW w:type="dxa" w:w="1624"/>
+          </w:tcPr>
+          <w:p>
+            <w:r>
+              <w:rPr>
+                <w:rFonts w:ascii="Arial" w:hAnsi="Arial"/>
+                <w:sz w:val="19"/>
+              </w:rPr>
+              <w:t>§22.6</w:t>
+            </w:r>
+          </w:p>
+        </w:tc>
+        <w:tc>
+          <w:tcPr>
+            <w:tcW w:type="dxa" w:w="1624"/>
+          </w:tcPr>
+          <w:p>
+            <w:r>
+              <w:rPr>
+                <w:rFonts w:ascii="Arial" w:hAnsi="Arial"/>
+                <w:sz w:val="19"/>
+              </w:rPr>
+              <w:t>可选优化</w:t>
+            </w:r>
+          </w:p>
+        </w:tc>
+      </w:tr>
+      <w:tr>
+        <w:tc>
+          <w:tcPr>
+            <w:tcW w:type="dxa" w:w="1624"/>
+          </w:tcPr>
+          <w:p>
+            <w:r>
+              <w:rPr>
+                <w:rFonts w:ascii="Arial" w:hAnsi="Arial"/>
+                <w:sz w:val="19"/>
+              </w:rPr>
+              <w:t>L13</w:t>
+            </w:r>
+          </w:p>
+        </w:tc>
+        <w:tc>
+          <w:tcPr>
+            <w:tcW w:type="dxa" w:w="1624"/>
+          </w:tcPr>
+          <w:p>
+            <w:r>
+              <w:rPr>
+                <w:rFonts w:ascii="Arial" w:hAnsi="Arial"/>
+                <w:sz w:val="19"/>
+              </w:rPr>
+              <w:t>基准办公点经纬度？各分公司是否独立 500KM 半径？</w:t>
+            </w:r>
+          </w:p>
+        </w:tc>
+        <w:tc>
+          <w:tcPr>
+            <w:tcW w:type="dxa" w:w="1624"/>
+          </w:tcPr>
+          <w:p>
+            <w:r>
+              <w:rPr>
+                <w:rFonts w:ascii="Arial" w:hAnsi="Arial"/>
+                <w:sz w:val="19"/>
+              </w:rPr>
+              <w:t>默认 500KM，办公点曼谷</w:t>
+            </w:r>
+          </w:p>
+        </w:tc>
+        <w:tc>
+          <w:tcPr>
+            <w:tcW w:type="dxa" w:w="1624"/>
+          </w:tcPr>
+          <w:p>
+            <w:r>
+              <w:rPr>
+                <w:rFonts w:ascii="Arial" w:hAnsi="Arial"/>
+                <w:sz w:val="19"/>
+              </w:rPr>
+              <w:t>🔴 高</w:t>
+            </w:r>
+          </w:p>
+        </w:tc>
+        <w:tc>
+          <w:tcPr>
+            <w:tcW w:type="dxa" w:w="1624"/>
+          </w:tcPr>
+          <w:p>
+            <w:r>
+              <w:rPr>
+                <w:rFonts w:ascii="Arial" w:hAnsi="Arial"/>
+                <w:sz w:val="19"/>
+              </w:rPr>
+              <w:t>§22.7</w:t>
+            </w:r>
+          </w:p>
+        </w:tc>
+        <w:tc>
+          <w:tcPr>
+            <w:tcW w:type="dxa" w:w="1624"/>
+          </w:tcPr>
+          <w:p>
+            <w:r>
+              <w:rPr>
+                <w:rFonts w:ascii="Arial" w:hAnsi="Arial"/>
+                <w:sz w:val="19"/>
+              </w:rPr>
+              <w:t>GPS 考勤定量</w:t>
+            </w:r>
+          </w:p>
+        </w:tc>
+      </w:tr>
+      <w:tr>
+        <w:tc>
+          <w:tcPr>
+            <w:tcW w:type="dxa" w:w="1624"/>
+          </w:tcPr>
+          <w:p>
+            <w:r>
+              <w:rPr>
+                <w:rFonts w:ascii="Arial" w:hAnsi="Arial"/>
+                <w:sz w:val="19"/>
+              </w:rPr>
+              <w:t>L14</w:t>
+            </w:r>
+          </w:p>
+        </w:tc>
+        <w:tc>
+          <w:tcPr>
+            <w:tcW w:type="dxa" w:w="1624"/>
+          </w:tcPr>
+          <w:p>
+            <w:r>
+              <w:rPr>
+                <w:rFonts w:ascii="Arial" w:hAnsi="Arial"/>
+                <w:sz w:val="19"/>
+              </w:rPr>
+              <w:t>外勤申请审批层级/时限？是否对接地图距离校验？</w:t>
+            </w:r>
+          </w:p>
+        </w:tc>
+        <w:tc>
+          <w:tcPr>
+            <w:tcW w:type="dxa" w:w="1624"/>
+          </w:tcPr>
+          <w:p>
+            <w:r>
+              <w:rPr>
+                <w:rFonts w:ascii="Arial" w:hAnsi="Arial"/>
+                <w:sz w:val="19"/>
+              </w:rPr>
+              <w:t>ExternalTripApplication 前后台审批</w:t>
+            </w:r>
+          </w:p>
+        </w:tc>
+        <w:tc>
+          <w:tcPr>
+            <w:tcW w:type="dxa" w:w="1624"/>
+          </w:tcPr>
+          <w:p>
+            <w:r>
+              <w:rPr>
+                <w:rFonts w:ascii="Arial" w:hAnsi="Arial"/>
+                <w:sz w:val="19"/>
+              </w:rPr>
+              <w:t>🟡 中</w:t>
+            </w:r>
+          </w:p>
+        </w:tc>
+        <w:tc>
+          <w:tcPr>
+            <w:tcW w:type="dxa" w:w="1624"/>
+          </w:tcPr>
+          <w:p>
+            <w:r>
+              <w:rPr>
+                <w:rFonts w:ascii="Arial" w:hAnsi="Arial"/>
+                <w:sz w:val="19"/>
+              </w:rPr>
+              <w:t>§22.7</w:t>
+            </w:r>
+          </w:p>
+        </w:tc>
+        <w:tc>
+          <w:tcPr>
+            <w:tcW w:type="dxa" w:w="1624"/>
+          </w:tcPr>
+          <w:p>
+            <w:r>
+              <w:rPr>
+                <w:rFonts w:ascii="Arial" w:hAnsi="Arial"/>
+                <w:sz w:val="19"/>
+              </w:rPr>
+              <w:t>超出半径走申请</w:t>
+            </w:r>
+          </w:p>
+        </w:tc>
+      </w:tr>
+      <w:tr>
+        <w:tc>
+          <w:tcPr>
+            <w:tcW w:type="dxa" w:w="1624"/>
+          </w:tcPr>
+          <w:p>
+            <w:r>
+              <w:rPr>
+                <w:rFonts w:ascii="Arial" w:hAnsi="Arial"/>
+                <w:sz w:val="19"/>
+              </w:rPr>
+              <w:t>L15</w:t>
+            </w:r>
+          </w:p>
+        </w:tc>
+        <w:tc>
+          <w:tcPr>
+            <w:tcW w:type="dxa" w:w="1624"/>
+          </w:tcPr>
+          <w:p>
+            <w:r>
+              <w:rPr>
+                <w:rFonts w:ascii="Arial" w:hAnsi="Arial"/>
+                <w:sz w:val="19"/>
+              </w:rPr>
+              <w:t>员工定位是否需 PDPA 知情同意授权？</w:t>
+            </w:r>
+          </w:p>
+        </w:tc>
+        <w:tc>
+          <w:tcPr>
+            <w:tcW w:type="dxa" w:w="1624"/>
+          </w:tcPr>
+          <w:p>
+            <w:r>
+              <w:rPr>
+                <w:rFonts w:ascii="Arial" w:hAnsi="Arial"/>
+                <w:sz w:val="19"/>
+              </w:rPr>
+              <w:t>打卡上传 lat/lng</w:t>
+            </w:r>
+          </w:p>
+        </w:tc>
+        <w:tc>
+          <w:tcPr>
+            <w:tcW w:type="dxa" w:w="1624"/>
+          </w:tcPr>
+          <w:p>
+            <w:r>
+              <w:rPr>
+                <w:rFonts w:ascii="Arial" w:hAnsi="Arial"/>
+                <w:sz w:val="19"/>
+              </w:rPr>
+              <w:t>🟡 中</w:t>
+            </w:r>
+          </w:p>
+        </w:tc>
+        <w:tc>
+          <w:tcPr>
+            <w:tcW w:type="dxa" w:w="1624"/>
+          </w:tcPr>
+          <w:p>
+            <w:r>
+              <w:rPr>
+                <w:rFonts w:ascii="Arial" w:hAnsi="Arial"/>
+                <w:sz w:val="19"/>
+              </w:rPr>
+              <w:t>§22.7</w:t>
+            </w:r>
+          </w:p>
+        </w:tc>
+        <w:tc>
+          <w:tcPr>
+            <w:tcW w:type="dxa" w:w="1624"/>
+          </w:tcPr>
+          <w:p>
+            <w:r>
+              <w:rPr>
+                <w:rFonts w:ascii="Arial" w:hAnsi="Arial"/>
+                <w:sz w:val="19"/>
+              </w:rPr>
+              <w:t>复用 consents 表</w:t>
+            </w:r>
+          </w:p>
+        </w:tc>
+      </w:tr>
+    </w:tbl>
     <w:sectPr>
       <w:footerReference r:id="rId3" w:type="default"/>
       <w:pgSz w:w="11906" w:h="16838"/>
@@ -13751,11 +15273,11 @@
     <w:lsdException w:unhideWhenUsed="0" w:uiPriority="0" w:semiHidden="0" w:name="table of figures"/>
     <w:lsdException w:unhideWhenUsed="0" w:uiPriority="0" w:semiHidden="0" w:name="envelope address"/>
     <w:lsdException w:unhideWhenUsed="0" w:uiPriority="0" w:semiHidden="0" w:name="envelope return"/>
-    <w:lsdException w:uiPriority="99" w:name="footnote reference"/>
+    <w:lsdException w:qFormat="1" w:uiPriority="99" w:name="footnote reference"/>
     <w:lsdException w:unhideWhenUsed="0" w:uiPriority="0" w:semiHidden="0" w:name="annotation reference"/>
     <w:lsdException w:unhideWhenUsed="0" w:uiPriority="0" w:semiHidden="0" w:name="line number"/>
     <w:lsdException w:unhideWhenUsed="0" w:uiPriority="0" w:semiHidden="0" w:name="page number"/>
-    <w:lsdException w:uiPriority="99" w:name="endnote reference"/>
+    <w:lsdException w:qFormat="1" w:uiPriority="99" w:name="endnote reference"/>
     <w:lsdException w:uiPriority="99" w:name="endnote text"/>
     <w:lsdException w:unhideWhenUsed="0" w:uiPriority="0" w:semiHidden="0" w:name="table of authorities"/>
     <w:lsdException w:unhideWhenUsed="0" w:uiPriority="0" w:semiHidden="0" w:name="macro"/>
@@ -14120,6 +15642,7 @@
     <w:name w:val="endnote reference"/>
     <w:semiHidden/>
     <w:unhideWhenUsed/>
+    <w:qFormat/>
     <w:uiPriority w:val="99"/>
     <w:rPr>
       <w:vertAlign w:val="superscript"/>
@@ -14139,6 +15662,7 @@
     <w:name w:val="footnote reference"/>
     <w:semiHidden/>
     <w:unhideWhenUsed/>
+    <w:qFormat/>
     <w:uiPriority w:val="99"/>
     <w:rPr>
       <w:vertAlign w:val="superscript"/>
@@ -14172,6 +15696,7 @@
     <w:link w:val="8"/>
     <w:semiHidden/>
     <w:unhideWhenUsed/>
+    <w:qFormat/>
     <w:uiPriority w:val="99"/>
     <w:rPr>
       <w:sz w:val="20"/>
